--- a/output/docx/fr/BUFRCREX_TableB_fr_22.docx
+++ b/output/docx/fr/BUFRCREX_TableB_fr_22.docx
@@ -1020,7 +1020,7 @@
                 <w:b w:val="0"/>
                 <w:sz w:val="16"/>
               </w:rPr>
-              <w:t>Note 54: Descripteur 0 22 004: la direction indiquée dans cette entrée est la direction vers laquelle s’écoule le courant.</w:t>
+              <w:t>Note B54: Descripteur 0 22 004: la direction indiquée dans cette entrée est la direction vers laquelle s’écoule le courant.</w:t>
             </w:r>
           </w:p>
         </w:tc>
@@ -4093,7 +4093,7 @@
                 <w:b w:val="0"/>
                 <w:sz w:val="16"/>
               </w:rPr>
-              <w:t>Note 55: Il convient d’utiliser le descripteur 0 22 040 à la place du descripteur 0 22 039 pour le codage de la hauteur de marée résiduelle météorologique (montée ou retrait des eaux).</w:t>
+              <w:t>Note B55: Il convient d’utiliser le descripteur 0 22 040 à la place du descripteur 0 22 039 pour le codage de la hauteur de marée résiduelle météorologique (montée ou retrait des eaux).</w:t>
             </w:r>
           </w:p>
         </w:tc>
@@ -4286,7 +4286,7 @@
                 <w:b w:val="0"/>
                 <w:sz w:val="16"/>
               </w:rPr>
-              <w:t>Note 55: Il convient d’utiliser le descripteur 0 22 040 à la place du descripteur 0 22 039 pour le codage de la hauteur de marée résiduelle météorologique (montée ou retrait des eaux).</w:t>
+              <w:t>Note B55: Il convient d’utiliser le descripteur 0 22 040 à la place du descripteur 0 22 039 pour le codage de la hauteur de marée résiduelle météorologique (montée ou retrait des eaux).</w:t>
             </w:r>
           </w:p>
         </w:tc>
@@ -8541,7 +8541,7 @@
                 <w:b w:val="0"/>
                 <w:sz w:val="16"/>
               </w:rPr>
-              <w:t>Note 146: La hauteur significative des vagues est définie comme étant quatre fois la racine carrée du spectre d’énergie intégré sur la direction et la fréquence. Elle correspond à la hauteur dépassée par environ un tiers de l’ensemble des vagues.</w:t>
+              <w:t>Note B146: La hauteur significative des vagues est définie comme étant quatre fois la racine carrée du spectre d’énergie intégré sur la direction et la fréquence. Elle correspond à la hauteur dépassée par environ un tiers de l’ensemble des vagues.</w:t>
             </w:r>
           </w:p>
         </w:tc>
@@ -9694,7 +9694,7 @@
                 <w:b w:val="0"/>
                 <w:sz w:val="16"/>
               </w:rPr>
-              <w:t>Note 137: La vague dominante est celle qui, dans le spectre d’énergie, possède l’énergie maximale.</w:t>
+              <w:t>Note B137: La vague dominante est celle qui, dans le spectre d’énergie, possède l’énergie maximale.</w:t>
             </w:r>
           </w:p>
         </w:tc>
@@ -9887,7 +9887,7 @@
                 <w:b w:val="0"/>
                 <w:sz w:val="16"/>
               </w:rPr>
-              <w:t>Note 137: La vague dominante est celle qui, dans le spectre d’énergie, possède l’énergie maximale.</w:t>
+              <w:t>Note B137: La vague dominante est celle qui, dans le spectre d’énergie, possède l’énergie maximale.</w:t>
             </w:r>
           </w:p>
         </w:tc>
@@ -11662,7 +11662,7 @@
                 <w:b w:val="0"/>
                 <w:sz w:val="16"/>
               </w:rPr>
-              <w:t>Note 100: La direction des vagues (valeur moyenne) est l’angle a 1 et la direction principale des vagues est l’angle a 2, dans l’expression S (f, a ) qui équivaut approximativement à: c 11 x (0,5 + r 1 x cos ( a – a 1) + r 2 x cos (2 ( a – a 2) ) ) / p formule dans laquelle S(f, a ) est le spectre directionnel d’ondes et c 11 est le spectre non directionnel, la partie droite de cette expression correspondant aux deux premiers termes du développement de S(f, a ) de la série Fourier. Si, pour une fréquence donnée, la direction moyenne et la direction principale sont très différentes (soit plus de 15°), les mers complexes sont alors indiquées.</w:t>
+              <w:t>Note B100: La direction des vagues (valeur moyenne) est l’angle a 1 et la direction principale des vagues est l’angle a 2, dans l’expression S (f, a ) qui équivaut approximativement à: c 11 x (0,5 + r 1 x cos ( a – a 1) + r 2 x cos (2 ( a – a 2) ) ) / p formule dans laquelle S(f, a ) est le spectre directionnel d’ondes et c 11 est le spectre non directionnel, la partie droite de cette expression correspondant aux deux premiers termes du développement de S(f, a ) de la série Fourier. Si, pour une fréquence donnée, la direction moyenne et la direction principale sont très différentes (soit plus de 15°), les mers complexes sont alors indiquées.</w:t>
             </w:r>
           </w:p>
         </w:tc>
@@ -13881,7 +13881,7 @@
                 <w:b w:val="0"/>
                 <w:sz w:val="16"/>
               </w:rPr>
-              <w:t>Note 107: Information complémentaire 0 22 097 échelle des valeurs en entrée: 0 – 10000 0 22 098 échelle des valeurs en entrée: 0 – 10000 0 22 099 échelle des valeurs en entrée: 0 – 359 0 22 100 échelle des valeurs en entrée: 0 – 359 0 22 101 échelle des valeurs en entrée: 0 – 2 x 10 6 ; mais, étant donné les incertitudes, la valeur peut être supérieure.</w:t>
+              <w:t>Note B107: Information complémentaire 0 22 097 échelle des valeurs en entrée: 0 – 10000 0 22 098 échelle des valeurs en entrée: 0 – 10000 0 22 099 échelle des valeurs en entrée: 0 – 359 0 22 100 échelle des valeurs en entrée: 0 – 359 0 22 101 échelle des valeurs en entrée: 0 – 2 x 10 6 ; mais, étant donné les incertitudes, la valeur peut être supérieure.</w:t>
             </w:r>
           </w:p>
         </w:tc>
@@ -14074,7 +14074,7 @@
                 <w:b w:val="0"/>
                 <w:sz w:val="16"/>
               </w:rPr>
-              <w:t>Note 107: Information complémentaire 0 22 097 échelle des valeurs en entrée: 0 – 10000 0 22 098 échelle des valeurs en entrée: 0 – 10000 0 22 099 échelle des valeurs en entrée: 0 – 359 0 22 100 échelle des valeurs en entrée: 0 – 359 0 22 101 échelle des valeurs en entrée: 0 – 2 x 10 6 ; mais, étant donné les incertitudes, la valeur peut être supérieure.</w:t>
+              <w:t>Note B107: Information complémentaire 0 22 097 échelle des valeurs en entrée: 0 – 10000 0 22 098 échelle des valeurs en entrée: 0 – 10000 0 22 099 échelle des valeurs en entrée: 0 – 359 0 22 100 échelle des valeurs en entrée: 0 – 359 0 22 101 échelle des valeurs en entrée: 0 – 2 x 10 6 ; mais, étant donné les incertitudes, la valeur peut être supérieure.</w:t>
             </w:r>
           </w:p>
         </w:tc>
@@ -14267,7 +14267,7 @@
                 <w:b w:val="0"/>
                 <w:sz w:val="16"/>
               </w:rPr>
-              <w:t>Note 107: Information complémentaire 0 22 097 échelle des valeurs en entrée: 0 – 10000 0 22 098 échelle des valeurs en entrée: 0 – 10000 0 22 099 échelle des valeurs en entrée: 0 – 359 0 22 100 échelle des valeurs en entrée: 0 – 359 0 22 101 échelle des valeurs en entrée: 0 – 2 x 10 6 ; mais, étant donné les incertitudes, la valeur peut être supérieure.</w:t>
+              <w:t>Note B107: Information complémentaire 0 22 097 échelle des valeurs en entrée: 0 – 10000 0 22 098 échelle des valeurs en entrée: 0 – 10000 0 22 099 échelle des valeurs en entrée: 0 – 359 0 22 100 échelle des valeurs en entrée: 0 – 359 0 22 101 échelle des valeurs en entrée: 0 – 2 x 10 6 ; mais, étant donné les incertitudes, la valeur peut être supérieure.</w:t>
             </w:r>
           </w:p>
         </w:tc>
@@ -14460,7 +14460,7 @@
                 <w:b w:val="0"/>
                 <w:sz w:val="16"/>
               </w:rPr>
-              <w:t>Note 107: Information complémentaire 0 22 097 échelle des valeurs en entrée: 0 – 10000 0 22 098 échelle des valeurs en entrée: 0 – 10000 0 22 099 échelle des valeurs en entrée: 0 – 359 0 22 100 échelle des valeurs en entrée: 0 – 359 0 22 101 échelle des valeurs en entrée: 0 – 2 x 10 6 ; mais, étant donné les incertitudes, la valeur peut être supérieure.</w:t>
+              <w:t>Note B107: Information complémentaire 0 22 097 échelle des valeurs en entrée: 0 – 10000 0 22 098 échelle des valeurs en entrée: 0 – 10000 0 22 099 échelle des valeurs en entrée: 0 – 359 0 22 100 échelle des valeurs en entrée: 0 – 359 0 22 101 échelle des valeurs en entrée: 0 – 2 x 10 6 ; mais, étant donné les incertitudes, la valeur peut être supérieure.</w:t>
             </w:r>
           </w:p>
         </w:tc>
@@ -14653,7 +14653,7 @@
                 <w:b w:val="0"/>
                 <w:sz w:val="16"/>
               </w:rPr>
-              <w:t>Note 107: Information complémentaire 0 22 097 échelle des valeurs en entrée: 0 – 10000 0 22 098 échelle des valeurs en entrée: 0 – 10000 0 22 099 échelle des valeurs en entrée: 0 – 359 0 22 100 échelle des valeurs en entrée: 0 – 359 0 22 101 échelle des valeurs en entrée: 0 – 2 x 10 6 ; mais, étant donné les incertitudes, la valeur peut être supérieure.</w:t>
+              <w:t>Note B107: Information complémentaire 0 22 097 échelle des valeurs en entrée: 0 – 10000 0 22 098 échelle des valeurs en entrée: 0 – 10000 0 22 099 échelle des valeurs en entrée: 0 – 359 0 22 100 échelle des valeurs en entrée: 0 – 359 0 22 101 échelle des valeurs en entrée: 0 – 2 x 10 6 ; mais, étant donné les incertitudes, la valeur peut être supérieure.</w:t>
             </w:r>
           </w:p>
         </w:tc>
@@ -14876,7 +14876,7 @@
                 <w:b w:val="0"/>
                 <w:sz w:val="16"/>
               </w:rPr>
-              <w:t>Note 104: Doit être précédé du descripteur 0 08 090, avec, le cas échéant, l’intervention d’opérateurs. La valeur est de 10 x multiplié par la valeur chiffrée, où x est égal à la valeur associée au descripteur 0 08 090 précédent. La valeur chiffrée est la valeur réelle multipliée par 10 –x .</w:t>
+              <w:t>Note B104: Doit être précédé du descripteur 0 08 090, avec, le cas échéant, l’intervention d’opérateurs. La valeur est de 10 x multiplié par la valeur chiffrée, où x est égal à la valeur associée au descripteur 0 08 090 précédent. La valeur chiffrée est la valeur réelle multipliée par 10 –x .</w:t>
             </w:r>
           </w:p>
         </w:tc>
@@ -15085,7 +15085,7 @@
                 <w:b w:val="0"/>
                 <w:sz w:val="16"/>
               </w:rPr>
-              <w:t>Note 104: Doit être précédé du descripteur 0 08 090, avec, le cas échéant, l’intervention d’opérateurs. La valeur est de 10 x multiplié par la valeur chiffrée, où x est égal à la valeur associée au descripteur 0 08 090 précédent. La valeur chiffrée est la valeur réelle multipliée par 10 –x .</w:t>
+              <w:t>Note B104: Doit être précédé du descripteur 0 08 090, avec, le cas échéant, l’intervention d’opérateurs. La valeur est de 10 x multiplié par la valeur chiffrée, où x est égal à la valeur associée au descripteur 0 08 090 précédent. La valeur chiffrée est la valeur réelle multipliée par 10 –x .</w:t>
             </w:r>
           </w:p>
         </w:tc>
@@ -15308,7 +15308,7 @@
                 <w:b w:val="0"/>
                 <w:sz w:val="16"/>
               </w:rPr>
-              <w:t>Note 104: Doit être précédé du descripteur 0 08 090, avec, le cas échéant, l’intervention d’opérateurs. La valeur est de 10 x multiplié par la valeur chiffrée, où x est égal à la valeur associée au descripteur 0 08 090 précédent. La valeur chiffrée est la valeur réelle multipliée par 10 –x .</w:t>
+              <w:t>Note B104: Doit être précédé du descripteur 0 08 090, avec, le cas échéant, l’intervention d’opérateurs. La valeur est de 10 x multiplié par la valeur chiffrée, où x est égal à la valeur associée au descripteur 0 08 090 précédent. La valeur chiffrée est la valeur réelle multipliée par 10 –x .</w:t>
             </w:r>
           </w:p>
         </w:tc>
@@ -15517,7 +15517,7 @@
                 <w:b w:val="0"/>
                 <w:sz w:val="16"/>
               </w:rPr>
-              <w:t>Note 104: Doit être précédé du descripteur 0 08 090, avec, le cas échéant, l’intervention d’opérateurs. La valeur est de 10 x multiplié par la valeur chiffrée, où x est égal à la valeur associée au descripteur 0 08 090 précédent. La valeur chiffrée est la valeur réelle multipliée par 10 –x .</w:t>
+              <w:t>Note B104: Doit être précédé du descripteur 0 08 090, avec, le cas échéant, l’intervention d’opérateurs. La valeur est de 10 x multiplié par la valeur chiffrée, où x est égal à la valeur associée au descripteur 0 08 090 précédent. La valeur chiffrée est la valeur réelle multipliée par 10 –x .</w:t>
             </w:r>
           </w:p>
         </w:tc>
@@ -15756,7 +15756,7 @@
                 <w:b w:val="0"/>
                 <w:sz w:val="16"/>
               </w:rPr>
-              <w:t>Note 104: Doit être précédé du descripteur 0 08 090, avec, le cas échéant, l’intervention d’opérateurs. La valeur est de 10 x multiplié par la valeur chiffrée, où x est égal à la valeur associée au descripteur 0 08 090 précédent. La valeur chiffrée est la valeur réelle multipliée par 10 –x .</w:t>
+              <w:t>Note B104: Doit être précédé du descripteur 0 08 090, avec, le cas échéant, l’intervention d’opérateurs. La valeur est de 10 x multiplié par la valeur chiffrée, où x est égal à la valeur associée au descripteur 0 08 090 précédent. La valeur chiffrée est la valeur réelle multipliée par 10 –x .</w:t>
             </w:r>
           </w:p>
         </w:tc>
@@ -15949,7 +15949,7 @@
                 <w:b w:val="0"/>
                 <w:sz w:val="16"/>
               </w:rPr>
-              <w:t>Note 104: Doit être précédé du descripteur 0 08 090, avec, le cas échéant, l’intervention d’opérateurs. La valeur est de 10 x multiplié par la valeur chiffrée, où x est égal à la valeur associée au descripteur 0 08 090 précédent. La valeur chiffrée est la valeur réelle multipliée par 10 –x .</w:t>
+              <w:t>Note B104: Doit être précédé du descripteur 0 08 090, avec, le cas échéant, l’intervention d’opérateurs. La valeur est de 10 x multiplié par la valeur chiffrée, où x est égal à la valeur associée au descripteur 0 08 090 précédent. La valeur chiffrée est la valeur réelle multipliée par 10 –x .</w:t>
             </w:r>
           </w:p>
         </w:tc>
@@ -25214,7 +25214,7 @@
                 <w:b w:val="0"/>
                 <w:sz w:val="16"/>
               </w:rPr>
-              <w:t>Note 139: Les tsunamimètres du type de ceux utilisés dans les systèmes d’observation des grands fonds océaniques pour l’émission d’alertes aux tsunamis (DART II) PMEL sont mis en place à une profondeur maximale d’environ 6 000 m.</w:t>
+              <w:t>Note B139: Les tsunamimètres du type de ceux utilisés dans les systèmes d’observation des grands fonds océaniques pour l’émission d’alertes aux tsunamis (DART II) PMEL sont mis en place à une profondeur maximale d’environ 6 000 m.</w:t>
             </w:r>
           </w:p>
         </w:tc>
@@ -25791,7 +25791,7 @@
                 <w:b w:val="0"/>
                 <w:sz w:val="16"/>
               </w:rPr>
-              <w:t>Note 13: Ce facteur de répétition a pour valeur 1 lorsque la description porte sur un cercle ou un point et 2 lorsqu’elle porte sur une ligne. Dans le cas d’un polygone, la description se fait à l’aide d’une série d’au moins trois points contigus conformément à la note de la table de code 0 08 007.</w:t>
+              <w:t>Note B13: L’introduction du descripteur 0 22 186 sert à indiquer la direction de n’importe quelle vague, par opposition à la direction des vagues dominantes (0 22 076), à la valeur moyenne (0 22 086) et à la direction principale (0 22 087).</w:t>
             </w:r>
           </w:p>
         </w:tc>
@@ -25984,7 +25984,7 @@
                 <w:b w:val="0"/>
                 <w:sz w:val="16"/>
               </w:rPr>
-              <w:t>Note 14: Si des «valeurs substituées» sont indiquées, c'est que l'élément de données de la partie d'origine du message est vraisemblablement de mauvaise qualité. Cet élément est cependant conservé dans le message d'origine tel qu'il a été reçu; une valeur plus correcte a été introduite dans le message suivant l'opérateur de valeurs substituées. Si plusieurs substitutions sont à effectuer pour un même élément de données, elles doivent être placées dans un ordre tel que la première substitution se situe en premier, suivie de la substitution suivante, elle-même suivie de la suivante, etc. Ainsi, la «meilleure» valeur se trouvera à la fin de l'ensemble de valeurs substituées. Chaque valeur ou série de valeurs substituées est indiquée par la présence de l'opérateur 2 23 000.</w:t>
+              <w:t>Note B14: L’introduction du descripteur 0 22 187 sert à indiquer la dispersion directionnelle de n’importe quelle vague, par opposition à celle de la vague dominante (0 22 077).</w:t>
             </w:r>
           </w:p>
         </w:tc>
@@ -26766,7 +26766,7 @@
           <w:i/>
           <w:sz w:val="14"/>
         </w:rPr>
-        <w:t>Note 181: Normes pour la transmission des vagues de la mer du vent et des vagues: Observation Vitesse Direction Pas d’observation Manquante Manquante Calme 0 0 Observation normale &gt; 0 1° – 360° Vitesse seulement &gt; 0 Manquante Direction seulement Manquante 1° – 360° «Léger et variable» &gt; 0 0</w:t>
+        <w:t>Note B181: Normes pour la transmission des vagues de la mer du vent et des vagues: Observation Vitesse Direction Pas d’observation Manquante Manquante Calme 0 0 Observation normale &gt; 0 1° – 360° Vitesse seulement &gt; 0 Manquante Direction seulement Manquante 1° – 360° «Léger et variable» &gt; 0 0</w:t>
       </w:r>
     </w:p>
     <w:sectPr>
